--- a/Лаб1См.docx
+++ b/Лаб1См.docx
@@ -23886,9 +23886,6 @@
               <w:t>1.00</w:t>
             </w:r>
             <w:r>
-              <w:rPr>
-                <w:lang w:val="en-US"/>
-              </w:rPr>
               <w:t xml:space="preserve">; </w:t>
             </w:r>
             <w:r>
@@ -24149,13 +24146,8 @@
               <w:t>1.58</w:t>
             </w:r>
             <w:r>
-              <w:rPr>
-                <w:lang w:val="en-US"/>
-              </w:rPr>
               <w:t xml:space="preserve">; </w:t>
             </w:r>
-            <w:bookmarkStart w:id="0" w:name="_GoBack"/>
-            <w:bookmarkEnd w:id="0"/>
             <w:r>
               <w:rPr>
                 <w:sz w:val="24"/>
@@ -27462,7 +27454,21 @@
         <w:ind w:firstLine="709"/>
       </w:pPr>
       <w:r>
-        <w:t>Значения совпадают в пределах точности представления (разности не превышают 1e-6, вызваны округлением в таблице Excel до шести знаков), а округлённые строки программы идентичны ожидаемым. Все тесты T1–T6 пройдены.</w:t>
+        <w:t>Значения совпадают в пределах точности представления (разности не превышают 1e-6, вызваны округлением в таблице Excel до шести знаков</w:t>
+      </w:r>
+      <w:r>
+        <w:t xml:space="preserve">, </w:t>
+      </w:r>
+      <w:r>
+        <w:t xml:space="preserve">а не корректностью </w:t>
+      </w:r>
+      <w:bookmarkStart w:id="0" w:name="_GoBack"/>
+      <w:bookmarkEnd w:id="0"/>
+      <w:r>
+        <w:t>вычислений</w:t>
+      </w:r>
+      <w:r>
+        <w:t>), а округлённые строки программы идентичны ожидаемым. Все тесты T1–T6 пройдены.</w:t>
       </w:r>
     </w:p>
     <w:p>
@@ -28678,7 +28684,7 @@
 </file>
 
 <file path=customXml/itemProps1.xml><?xml version="1.0" encoding="utf-8"?>
-<ds:datastoreItem xmlns:ds="http://schemas.openxmlformats.org/officeDocument/2006/customXml" ds:itemID="{BC5A3BBE-E180-4F99-B1DE-4B134274C17E}">
+<ds:datastoreItem xmlns:ds="http://schemas.openxmlformats.org/officeDocument/2006/customXml" ds:itemID="{E457FF4D-ACBD-43B5-9A23-CAD06F9AADB1}">
   <ds:schemaRefs>
     <ds:schemaRef ds:uri="http://schemas.openxmlformats.org/officeDocument/2006/bibliography"/>
   </ds:schemaRefs>

--- a/Лаб1См.docx
+++ b/Лаб1См.docx
@@ -27454,22 +27454,64 @@
         <w:ind w:firstLine="709"/>
       </w:pPr>
       <w:r>
-        <w:t>Значения совпадают в пределах точности представления (разности не превышают 1e-6, вызваны округлением в таблице Excel до шести знаков</w:t>
+        <w:t>Значения совпадают в пределах точности представления</w:t>
+      </w:r>
+      <w:r>
+        <w:t>. Р</w:t>
+      </w:r>
+      <w:r>
+        <w:t>азности не превышают 1e-6, вызваны округлением в таблице Excel до шести знаков</w:t>
       </w:r>
       <w:r>
         <w:t xml:space="preserve">, </w:t>
       </w:r>
       <w:r>
-        <w:t xml:space="preserve">а не корректностью </w:t>
+        <w:t>а не корректностью вычислений</w:t>
+      </w:r>
+      <w:r>
+        <w:t>.</w:t>
+      </w:r>
+      <w:r>
+        <w:t xml:space="preserve"> </w:t>
+      </w:r>
+      <w:r>
+        <w:t>О</w:t>
+      </w:r>
+      <w:r>
+        <w:t xml:space="preserve">круглённые </w:t>
+      </w:r>
+      <w:r>
+        <w:t>результаты</w:t>
+      </w:r>
+      <w:r>
+        <w:t xml:space="preserve"> программы идентичны ожидаемым.</w:t>
+      </w:r>
+      <w:r>
+        <w:t xml:space="preserve"> Разрядность типа </w:t>
+      </w:r>
+      <w:r>
+        <w:rPr>
+          <w:lang w:val="en-US"/>
+        </w:rPr>
+        <w:t>double</w:t>
+      </w:r>
+      <w:r>
+        <w:t xml:space="preserve"> </w:t>
+      </w:r>
+      <w:r>
+        <w:t>составляет 15-17 значащих цифр, чего хватает для корректного хранения данных без потери точности</w:t>
+      </w:r>
+      <w:r>
+        <w:t xml:space="preserve"> при</w:t>
+      </w:r>
+      <w:r>
+        <w:t xml:space="preserve"> используемых в задаче пределах.</w:t>
+      </w:r>
+      <w:r>
+        <w:t xml:space="preserve"> Все тесты T1–T6 пройдены.</w:t>
       </w:r>
       <w:bookmarkStart w:id="0" w:name="_GoBack"/>
       <w:bookmarkEnd w:id="0"/>
-      <w:r>
-        <w:t>вычислений</w:t>
-      </w:r>
-      <w:r>
-        <w:t>), а округлённые строки программы идентичны ожидаемым. Все тесты T1–T6 пройдены.</w:t>
-      </w:r>
     </w:p>
     <w:p>
       <w:pPr>
@@ -27477,22 +27519,6 @@
         <w:ind w:firstLine="709"/>
       </w:pPr>
       <w:r>
-        <w:t>Обнаруженная ошибка: деление duration_minutes / 60 в целых числах даёт 0 при 45 минутах (T3), поэтому используется 60.0 и приведение к double. Полезный тест: T4 с дробными процентами выявляет потерю дробной части и неверные скобки. Ограничение решения: программа не проверяет корректность ввода (</w:t>
-      </w:r>
-      <w:r>
-        <w:t>согласно условию</w:t>
-      </w:r>
-      <w:r>
-        <w:t>), поэтому при нарушении ограничений, например при нулевом времени или числе пассажиров, возможны деление на ноль и неверные результаты.</w:t>
-      </w:r>
-    </w:p>
-    <w:p>
-      <w:pPr>
-        <w:spacing w:line="259" w:lineRule="auto"/>
-        <w:ind w:firstLine="709"/>
-      </w:pPr>
-      <w:r>
-        <w:lastRenderedPageBreak/>
         <w:t xml:space="preserve">Конструкция </w:t>
       </w:r>
       <w:r>
@@ -27505,7 +27531,13 @@
         <w:t>if-else</w:t>
       </w:r>
       <w:r>
-        <w:t xml:space="preserve"> не используется, так как программа строго ограничена темами первых лекций и должна реализовывать исключительно </w:t>
+        <w:t xml:space="preserve"> не используется, так как программа реализ</w:t>
+      </w:r>
+      <w:r>
+        <w:t>ует</w:t>
+      </w:r>
+      <w:r>
+        <w:t xml:space="preserve"> </w:t>
       </w:r>
       <w:r>
         <w:rPr>
@@ -28684,7 +28716,7 @@
 </file>
 
 <file path=customXml/itemProps1.xml><?xml version="1.0" encoding="utf-8"?>
-<ds:datastoreItem xmlns:ds="http://schemas.openxmlformats.org/officeDocument/2006/customXml" ds:itemID="{E457FF4D-ACBD-43B5-9A23-CAD06F9AADB1}">
+<ds:datastoreItem xmlns:ds="http://schemas.openxmlformats.org/officeDocument/2006/customXml" ds:itemID="{FCB9009A-9E8A-4389-8F63-51D48B5C37D2}">
   <ds:schemaRefs>
     <ds:schemaRef ds:uri="http://schemas.openxmlformats.org/officeDocument/2006/bibliography"/>
   </ds:schemaRefs>
